--- a/tspp_work/pract2/ПР2_Кравченко_ІР-31.docx
+++ b/tspp_work/pract2/ПР2_Кравченко_ІР-31.docx
@@ -3671,7 +3671,7 @@
           <w:color w:val="000000"/>
           <w:sz w:val="28"/>
         </w:rPr>
-        <w:t>Вибір рівнів і стилю ґрунтується на специфікації вимог практичної роботи № 1 [2]: 22 функціональних і 16 нефункціональних вимог. Для архітектури визначальними є нефункціональні вимоги, наведені в табл. 2.2: саме вони відрізняють «Щит-Лінк» від типових IoT-систем моніторингу (теплиці, клініки, насосні станції [5; 6]), де допустимі затримки в секунди-хвилини й робота лише в хмарі.</w:t>
+        <w:t>Вибір рівнів і стилю ґрунтується на специфікації вимог практичної роботи № 1 [2]: 22 функціональні і 16 нефункціональних вимог. Для архітектури визначальними є нефункціональні вимоги, наведені в табл. 2.2: саме вони відрізняють «Щит-Лінк» від типових IoT-систем моніторингу (теплиці, клініки, насосні станції [5; 6]), де допустимі затримки в секунди-хвилини й робота лише в хмарі.</w:t>
       </w:r>
     </w:p>
     <w:p>
